--- a/egypt/final/EGYPT_CarveOut_Table2_v1.6.docx
+++ b/egypt/final/EGYPT_CarveOut_Table2_v1.6.docx
@@ -35,7 +35,7 @@
         <w:rPr>
           <w:rStyle w:val="VerbatimChar"/>
         </w:rPr>
-        <w:t xml:space="preserve">CPAT_Industry_Kernel_Egypt_v1.3.xlsx</w:t>
+        <w:t xml:space="preserve">CPAT_Industry_Kernel_Egypt_v1.6.xlsx</w:t>
       </w:r>
       <w:r>
         <w:t xml:space="preserve">, sheet</w:t>
@@ -571,7 +571,7 @@
               <w:pStyle w:val="Compact"/>
             </w:pPr>
             <w:r>
-              <w:t xml:space="preserve">−5.7</w:t>
+              <w:t xml:space="preserve">−5.8</w:t>
             </w:r>
           </w:p>
         </w:tc>
@@ -593,18 +593,7 @@
               <w:pStyle w:val="Compact"/>
             </w:pPr>
             <w:r>
-              <w:t xml:space="preserve">−2.2</w:t>
-            </w:r>
-          </w:p>
-        </w:tc>
-        <w:tc>
-          <w:tcPr/>
-          <w:p>
-            <w:pPr>
-              <w:pStyle w:val="Compact"/>
-            </w:pPr>
-            <w:r>
-              <w:t xml:space="preserve">−5.7</w:t>
+              <w:t xml:space="preserve">−2.3</w:t>
             </w:r>
           </w:p>
         </w:tc>
@@ -626,7 +615,18 @@
               <w:pStyle w:val="Compact"/>
             </w:pPr>
             <w:r>
-              <w:t xml:space="preserve">−23.0</w:t>
+              <w:t xml:space="preserve">−5.8</w:t>
+            </w:r>
+          </w:p>
+        </w:tc>
+        <w:tc>
+          <w:tcPr/>
+          <w:p>
+            <w:pPr>
+              <w:pStyle w:val="Compact"/>
+            </w:pPr>
+            <w:r>
+              <w:t xml:space="preserve">−23.1</w:t>
             </w:r>
           </w:p>
         </w:tc>
@@ -863,7 +863,7 @@
               <w:pStyle w:val="Compact"/>
             </w:pPr>
             <w:r>
-              <w:t xml:space="preserve">607</w:t>
+              <w:t xml:space="preserve">606</w:t>
             </w:r>
           </w:p>
         </w:tc>
@@ -1473,7 +1473,7 @@
               <w:pStyle w:val="Compact"/>
             </w:pPr>
             <w:r>
-              <w:t xml:space="preserve">607</w:t>
+              <w:t xml:space="preserve">606</w:t>
             </w:r>
           </w:p>
         </w:tc>
@@ -1754,7 +1754,7 @@
               <w:pStyle w:val="Compact"/>
             </w:pPr>
             <w:r>
-              <w:t xml:space="preserve">−5.7</w:t>
+              <w:t xml:space="preserve">−5.8</w:t>
             </w:r>
           </w:p>
         </w:tc>
@@ -1776,18 +1776,7 @@
               <w:pStyle w:val="Compact"/>
             </w:pPr>
             <w:r>
-              <w:t xml:space="preserve">−2.2</w:t>
-            </w:r>
-          </w:p>
-        </w:tc>
-        <w:tc>
-          <w:tcPr/>
-          <w:p>
-            <w:pPr>
-              <w:pStyle w:val="Compact"/>
-            </w:pPr>
-            <w:r>
-              <w:t xml:space="preserve">−5.7</w:t>
+              <w:t xml:space="preserve">−2.3</w:t>
             </w:r>
           </w:p>
         </w:tc>
@@ -1809,7 +1798,18 @@
               <w:pStyle w:val="Compact"/>
             </w:pPr>
             <w:r>
-              <w:t xml:space="preserve">−23.0</w:t>
+              <w:t xml:space="preserve">−5.8</w:t>
+            </w:r>
+          </w:p>
+        </w:tc>
+        <w:tc>
+          <w:tcPr/>
+          <w:p>
+            <w:pPr>
+              <w:pStyle w:val="Compact"/>
+            </w:pPr>
+            <w:r>
+              <w:t xml:space="preserve">−23.1</w:t>
             </w:r>
           </w:p>
         </w:tc>
@@ -2557,7 +2557,7 @@
               <w:pStyle w:val="Compact"/>
             </w:pPr>
             <w:r>
-              <w:t xml:space="preserve">−15.4</w:t>
+              <w:t xml:space="preserve">−15.3</w:t>
             </w:r>
           </w:p>
         </w:tc>
@@ -2776,7 +2776,7 @@
         <w:t xml:space="preserve"> </w:t>
       </w:r>
       <w:r>
-        <w:t xml:space="preserve">CPAT scales all IPPU with industrial energy CO₂. The carve-out keeps that for non-CBAM IPPU (about 50 Mt, mainly F-gases and other process emissions) and replaces it only for the block. The earlier prototype (kernel v0.16) held non-CBAM IPPU fixed, which is most of why its 1A cut was lower.</w:t>
+        <w:t xml:space="preserve">CPAT scales all IPPU with industrial energy CO₂. The carve-out keeps that for non-CBAM IPPU (about 50 Mt, mainly F-gases and other process emissions) and replaces it only for the block. The kernel’s own composition holds non-CBAM IPPU fixed, which is most of why its 1A cut is lower.</w:t>
       </w:r>
     </w:p>
     <w:p>
@@ -3038,7 +3038,7 @@
           <w:b/>
           <w:bCs/>
         </w:rPr>
-        <w:t xml:space="preserve">3B rebate (decision 2026-10-04).</w:t>
+        <w:t xml:space="preserve">3B rebate.</w:t>
       </w:r>
       <w:r>
         <w:t xml:space="preserve"> </w:t>

--- a/egypt/final/EGYPT_CarveOut_Table2_v1.6.docx
+++ b/egypt/final/EGYPT_CarveOut_Table2_v1.6.docx
@@ -2822,7 +2822,7 @@
         <w:rPr>
           <w:rStyle w:val="VerbatimChar"/>
         </w:rPr>
-        <w:t xml:space="preserve">OutputElasticity_Note_v0.1</w:t>
+        <w:t xml:space="preserve">OutputElasticity_Note_v0.2</w:t>
       </w:r>
       <w:r>
         <w:t xml:space="preserve">). At USD 20/t only cement matters: its carbon cost is 15% of its price, against 1–3% for the other goods.</w:t>
